--- a/开题报告题目及摘要_3月13日发送.docx
+++ b/开题报告题目及摘要_3月13日发送.docx
@@ -6,6 +6,9 @@
       <w:pPr>
         <w:spacing w:after="0" w:line="240" w:lineRule="auto"/>
         <w:jc w:val="both"/>
+        <w:rPr>
+          <w:rFonts w:hint="eastAsia"/>
+        </w:rPr>
       </w:pPr>
       <w:r>
         <w:rPr>
@@ -21,6 +24,9 @@
       <w:pPr>
         <w:spacing w:after="0" w:line="240" w:lineRule="auto"/>
         <w:jc w:val="both"/>
+        <w:rPr>
+          <w:rFonts w:hint="eastAsia"/>
+        </w:rPr>
       </w:pPr>
       <w:r>
         <w:rPr>
@@ -29,7 +35,15 @@
         <w:t>目前，以</w:t>
       </w:r>
       <w:r>
-        <w:t xml:space="preserve"> ChatGPT为代表的大模型在文本处理和图像生成等领域取得了显著成功，然而其背后所霱的高昂训练与部署能耗也引发了广泛关注，尽管 DeepSeek 的巨大成功指明了大模型“小型化”的研究方向，其巨大能耗问题依然未能彻底解决。本报告聚焦于生物可信、低能耗的小模型，旨在突破当前深度学习在基础机理、模型与算法上的瓶颈。我们从宏观的进化理论与微观的单个神经元结构出发，基于树突状神经元模型，提出了一种创新的树突状学习理论。具体而言，研究单个神经元及其庞大的树突状连接结构，构建了适用于宽度结构的单神经元学习模型</w:t>
+        <w:t xml:space="preserve"> ChatGPT为代表的大模型在文本处理和图像生成等领域取得了显著成功，然而其背后所霱的高昂训练与部署能耗也引发了广泛关注，尽管 </w:t>
+      </w:r>
+      <w:proofErr w:type="spellStart"/>
+      <w:r>
+        <w:t>DeepSeek</w:t>
+      </w:r>
+      <w:proofErr w:type="spellEnd"/>
+      <w:r>
+        <w:t xml:space="preserve"> 的巨大成功指明了大模型“小型化”的研究方向，其巨大能耗问题依然未能彻底解决。本报告聚焦于生物可信、低能耗的小模型，旨在突破当前深度学习在基础机理、模型与算法上的瓶颈。我们从宏观的进化理论与微观的单个神经元结构出发，基于树突状神经元模型，提出了一种创新的树突状学习理论。具体而言，研究单个神经元及其庞大的树突状连接结构，构建了适用于宽度结构的单神经元学习模型</w:t>
       </w:r>
       <w:r>
         <w:rPr>
@@ -42,6 +56,9 @@
       <w:pPr>
         <w:spacing w:after="0" w:line="240" w:lineRule="auto"/>
         <w:jc w:val="both"/>
+        <w:rPr>
+          <w:rFonts w:hint="eastAsia"/>
+        </w:rPr>
       </w:pPr>
       <w:r>
         <w:rPr>
@@ -60,6 +77,9 @@
       <w:pPr>
         <w:spacing w:after="0" w:line="240" w:lineRule="auto"/>
         <w:jc w:val="both"/>
+        <w:rPr>
+          <w:rFonts w:hint="eastAsia"/>
+        </w:rPr>
       </w:pPr>
     </w:p>
     <w:p>
@@ -87,15 +107,15 @@
       <w:pPr>
         <w:spacing w:after="0" w:line="240" w:lineRule="auto"/>
         <w:jc w:val="both"/>
+        <w:rPr>
+          <w:rFonts w:hint="eastAsia"/>
+        </w:rPr>
       </w:pPr>
     </w:p>
     <w:p>
       <w:pPr>
         <w:spacing w:after="0" w:line="240" w:lineRule="auto"/>
         <w:jc w:val="both"/>
-        <w:rPr>
-          <w:rFonts w:hint="eastAsia"/>
-        </w:rPr>
       </w:pPr>
       <w:r>
         <w:rPr>
@@ -104,6 +124,18 @@
         <w:t>开题报告题目：</w:t>
       </w:r>
       <w:r>
+        <w:t>基于深度学习的药物-靶标相互作用预测</w:t>
+      </w:r>
+      <w:r>
+        <w:rPr>
+          <w:rFonts w:hint="eastAsia"/>
+        </w:rPr>
+        <w:t>方法</w:t>
+      </w:r>
+      <w:r>
+        <w:t>研究</w:t>
+      </w:r>
+      <w:r>
         <w:br/>
       </w:r>
       <w:r>
@@ -124,6 +156,222 @@
         </w:rPr>
         <w:t>：</w:t>
       </w:r>
+    </w:p>
+    <w:p>
+      <w:pPr>
+        <w:spacing w:after="0" w:line="240" w:lineRule="auto"/>
+        <w:ind w:firstLineChars="200" w:firstLine="440"/>
+        <w:jc w:val="both"/>
+        <w:rPr>
+          <w:rFonts w:hint="eastAsia"/>
+        </w:rPr>
+      </w:pPr>
+      <w:r>
+        <w:t>药物-靶标相互作用（DTI）预测在新药研发和精准医疗领域具有重要</w:t>
+      </w:r>
+      <w:r>
+        <w:rPr>
+          <w:rFonts w:hint="eastAsia"/>
+        </w:rPr>
+        <w:t>的</w:t>
+      </w:r>
+      <w:r>
+        <w:t>应用价值。</w:t>
+      </w:r>
+      <w:r>
+        <w:t>传统的DTI预测方法依赖于生物实验，耗时长、成本高，并且难以覆盖所有潜在靶标。</w:t>
+      </w:r>
+      <w:r>
+        <w:t>随着深度学习技术的发展，新的DTI预测方法能够高效地筛选潜在候选药物，扩展靶标的覆盖范围，提高药物研发效率并降低实验成本。尽管如此，由于药物和靶标的结构复杂性、数据异质性及交互模式的非线性特征，现有方法在预测准确性、模型泛化能力和计算效率方面仍面临挑战</w:t>
+      </w:r>
+      <w:r>
+        <w:rPr>
+          <w:rFonts w:hint="eastAsia"/>
+        </w:rPr>
+        <w:t>。</w:t>
+      </w:r>
+    </w:p>
+    <w:p>
+      <w:pPr>
+        <w:spacing w:after="0" w:line="240" w:lineRule="auto"/>
+        <w:ind w:firstLineChars="200" w:firstLine="440"/>
+        <w:jc w:val="both"/>
+      </w:pPr>
+      <w:r>
+        <w:t>本研究旨在探索基于深度学习的高效DTI预测方法，通过优化药物和靶标的多模态特征学习，提高模型的预测性能。研究</w:t>
+      </w:r>
+      <w:r>
+        <w:rPr>
+          <w:rFonts w:hint="eastAsia"/>
+        </w:rPr>
+        <w:t>内容主要包括</w:t>
+      </w:r>
+      <w:r>
+        <w:t>数据预处理、特征提取、</w:t>
+      </w:r>
+      <w:r>
+        <w:rPr>
+          <w:rFonts w:hint="eastAsia"/>
+        </w:rPr>
+        <w:t>特征融合</w:t>
+      </w:r>
+      <w:r>
+        <w:t>及</w:t>
+      </w:r>
+      <w:r>
+        <w:t>模型构建</w:t>
+      </w:r>
+      <w:r>
+        <w:t>，</w:t>
+      </w:r>
+      <w:r>
+        <w:rPr>
+          <w:rFonts w:hint="eastAsia"/>
+        </w:rPr>
+        <w:t>在对药物分子及靶标蛋白进行高效表征的</w:t>
+      </w:r>
+      <w:r>
+        <w:t>同时，</w:t>
+      </w:r>
+      <w:r>
+        <w:rPr>
+          <w:rFonts w:hint="eastAsia"/>
+        </w:rPr>
+        <w:t>提升</w:t>
+      </w:r>
+      <w:r>
+        <w:rPr>
+          <w:rFonts w:hint="eastAsia"/>
+        </w:rPr>
+        <w:t>模型的</w:t>
+      </w:r>
+      <w:r>
+        <w:t>计算效率</w:t>
+      </w:r>
+      <w:r>
+        <w:rPr>
+          <w:rFonts w:hint="eastAsia"/>
+        </w:rPr>
+        <w:t>和</w:t>
+      </w:r>
+      <w:r>
+        <w:rPr>
+          <w:rFonts w:hint="eastAsia"/>
+        </w:rPr>
+        <w:t>领域自适应能力，并增强</w:t>
+      </w:r>
+      <w:r>
+        <w:t>可解释性。</w:t>
+      </w:r>
+      <w:r>
+        <w:t>研究成果有望在生物医药和人工智能交叉领域得到广泛应用，为智能药物发现和计算药理学的发展贡献新的思路和方法。</w:t>
+      </w:r>
+    </w:p>
+    <w:p>
+      <w:pPr>
+        <w:spacing w:after="0" w:line="240" w:lineRule="auto"/>
+        <w:ind w:firstLineChars="200" w:firstLine="440"/>
+        <w:jc w:val="both"/>
+      </w:pPr>
+    </w:p>
+    <w:p>
+      <w:pPr>
+        <w:spacing w:after="0" w:line="240" w:lineRule="auto"/>
+        <w:ind w:firstLineChars="200" w:firstLine="440"/>
+        <w:jc w:val="both"/>
+      </w:pPr>
+    </w:p>
+    <w:p>
+      <w:pPr>
+        <w:spacing w:after="0" w:line="240" w:lineRule="auto"/>
+        <w:ind w:firstLineChars="200" w:firstLine="440"/>
+        <w:jc w:val="both"/>
+        <w:rPr>
+          <w:rFonts w:hint="eastAsia"/>
+        </w:rPr>
+      </w:pPr>
+    </w:p>
+    <w:p>
+      <w:pPr>
+        <w:spacing w:after="0" w:line="240" w:lineRule="auto"/>
+        <w:jc w:val="both"/>
+        <w:rPr>
+          <w:rFonts w:hint="eastAsia"/>
+        </w:rPr>
+      </w:pPr>
+    </w:p>
+    <w:p>
+      <w:pPr>
+        <w:spacing w:after="0" w:line="240" w:lineRule="auto"/>
+        <w:jc w:val="both"/>
+      </w:pPr>
+      <w:r>
+        <w:t>本研究旨在构建一种基于深度学习的高效DTI预测模型，以提升药物筛选和靶标识别的计算能力。研究内容包括以下几个方面：首先，收集和整理多个公开的DTI数据库，进行数据清洗、特征提取和整合，确保数据的高质量和高可靠性。其次，利用</w:t>
+      </w:r>
+      <w:r>
+        <w:rPr>
+          <w:rFonts w:hint="eastAsia"/>
+        </w:rPr>
+        <w:t>化学信息工具</w:t>
+      </w:r>
+      <w:r>
+        <w:t>对药物分子进行特征编码，同时采用蛋白质</w:t>
+      </w:r>
+      <w:r>
+        <w:rPr>
+          <w:rFonts w:hint="eastAsia"/>
+        </w:rPr>
+        <w:t>语言</w:t>
+      </w:r>
+      <w:r>
+        <w:t>模型对靶标蛋白进行高效表征，充分捕捉药物与靶标的结构信息。</w:t>
+      </w:r>
+    </w:p>
+    <w:p>
+      <w:pPr>
+        <w:spacing w:after="0" w:line="240" w:lineRule="auto"/>
+        <w:jc w:val="both"/>
+      </w:pPr>
+      <w:r>
+        <w:t>在模型设计方面，本研究将采用图</w:t>
+      </w:r>
+      <w:r>
+        <w:rPr>
+          <w:rFonts w:hint="eastAsia"/>
+        </w:rPr>
+        <w:t>卷积</w:t>
+      </w:r>
+      <w:r>
+        <w:t>网络（G</w:t>
+      </w:r>
+      <w:r>
+        <w:rPr>
+          <w:rFonts w:hint="eastAsia"/>
+        </w:rPr>
+        <w:t>C</w:t>
+      </w:r>
+      <w:r>
+        <w:t>N），结合多模态特征融合，构建具有强大特征学习能力和高预测精度的DTI模型。实验部分将对所构建的模型进行多方面评估，包括模型在不同数据集上的泛化性能、计算效率、预测稳定性和可解释性，并与现有的主流DTI预测模型进行对比分析。此外，本研究还将探索如何结合进化计算和知识蒸馏等技术，以进一步优化模型的泛化能力和计算效率。</w:t>
+      </w:r>
+    </w:p>
+    <w:p>
+      <w:pPr>
+        <w:spacing w:after="0" w:line="240" w:lineRule="auto"/>
+        <w:jc w:val="both"/>
+      </w:pPr>
+      <w:r>
+        <w:lastRenderedPageBreak/>
+        <w:t>本研究不仅有助于提升DTI预测的准确性，还能为新药研发提供高效的计算工具，为个性化治疗和精准医疗提供理论支持和技术方案。最终，研究成果有望在生物医药和人工智能交叉领域得到广泛应用，为智能药物发现和计算药理学的发展贡献新的思路和方法。</w:t>
+      </w:r>
+    </w:p>
+    <w:p>
+      <w:pPr>
+        <w:spacing w:after="0" w:line="240" w:lineRule="auto"/>
+        <w:jc w:val="both"/>
+        <w:rPr>
+          <w:rFonts w:hint="eastAsia"/>
+        </w:rPr>
+      </w:pPr>
     </w:p>
     <w:sectPr>
       <w:pgSz w:w="11906" w:h="16838"/>
